--- a/Seminario de Sistemas/Kit docente/Clase 3/Guion Docente Clase 3 - Metodologias tradicionales.docx
+++ b/Seminario de Sistemas/Kit docente/Clase 3/Guion Docente Clase 3 - Metodologias tradicionales.docx
@@ -192,13 +192,16 @@
       </w:r>
     </w:p>
     <w:p>
+      <w:pPr>
+        <w:spacing w:before="200" w:after="60"/>
+      </w:pPr>
       <w:r>
         <w:rPr>
-          <w:b w:val="0"/>
-          <w:color w:val="4A4A49"/>
-          <w:sz w:val="22"/>
+          <w:b/>
+          <w:color w:val="1A1C1D"/>
+          <w:sz w:val="32"/>
         </w:rPr>
-        <w:t>El modelo en cascada es el recorrido lineal llevado a su version formal: las fases van una detras de otra y cada una termina con un documento que alguien firma. Ese documento es la puerta de entrada a la siguiente fase; si no esta aprobado, no se avanza. Cuando el documento de requisitos se aprueba, se convierte en linea base, es decir, la version oficial contra la cual se va a medir todo lo demas. La idea de fondo es sencilla y muy usada en ingenieria civil: corregir un plano cuesta una borrada, corregir un muro construido cuesta demoler. Trasladado a VetCare: si Huellitas aprueba que la busqueda se hace por nombre de la mascota y por documento del propietario, ese acuerdo queda escrito, fechado y versionado, y a partir de ahi el equipo diseña con la tranquilidad de que el piso no se le va a mover.</w:t>
+        <w:t>Apoyo por diapositiva</w:t>
       </w:r>
     </w:p>
     <w:p>
@@ -208,47 +211,113 @@
           <w:color w:val="4A4A49"/>
           <w:sz w:val="22"/>
         </w:rPr>
-        <w:t>El modelo en V toma la cascada y la dobla en forma de letra V para dejar visible algo que la cascada esconde: cada fase de la izquierda tiene su prueba correspondiente a la derecha. Los requisitos se emparejan con las pruebas de aceptacion, el diseño de la arquitectura con las pruebas de integracion y el diseño detallado con las pruebas unitarias. La consecuencia practica es enorme: la prueba se diseña al mismo tiempo que el requisito, no al final. En VetCare, cuando se escribe el requisito RF-03 'la veterinaria busca la historia clinica por nombre o por documento', en ese mismo momento se escribe el caso de prueba CP-ACEP-07: con 5.000 fichas cargadas, escribir Rocky y obtener la ficha en menos de tres segundos y en maximo tres clics. Aqui aparecen dos palabras que hay que distinguir: verificar es preguntarse si construimos el sistema correctamente segun el documento; validar es preguntarse si construimos el sistema correcto para la clinica.</w:t>
+        <w:t xml:space="preserve">Todo lo que hay que decir </w:t>
       </w:r>
-    </w:p>
-    <w:p>
+      <w:r>
+        <w:rPr>
+          <w:b/>
+          <w:color w:val="4A4A49"/>
+          <w:sz w:val="22"/>
+        </w:rPr>
+        <w:t>esta proyectado</w:t>
+      </w:r>
       <w:r>
         <w:rPr>
           <w:b w:val="0"/>
           <w:color w:val="4A4A49"/>
           <w:sz w:val="22"/>
         </w:rPr>
-        <w:t>Cuando SI tienen sentido estos modelos? Cuando los requisitos son estables y se conocen desde el principio, cuando el contrato es a precio fijo o viene de una licitacion publica y el alcance debe estar cerrado para poder cotizar, cuando el sistema es critico o esta regulado (equipos medicos, aviacion, banca, manejo de historia clinica con normativa de proteccion de datos) y cuando hay varios proveedores que necesitan un documento comun para poder trabajar en paralelo. En VetCare hay partes que caben perfecto en este enfoque: los datos basicos de un paciente casi no cambian, y si mañana la clinica conecta facturacion electronica, las reglas de esa parte vienen impuestas por la norma y no se negocian con el cliente. En esos casos escribir todo el detalle antes no es burocracia, es la unica forma de estimar y de cumplir.</w:t>
+        <w:t>. Esta seccion dice que subrayar en cada lamina, no repite su contenido.</w:t>
       </w:r>
     </w:p>
     <w:p>
+      <w:r>
+        <w:rPr>
+          <w:b/>
+          <w:color w:val="4A4A49"/>
+          <w:sz w:val="22"/>
+        </w:rPr>
+        <w:t>El modelo en cascada es el recorrido lineal llevado a su version...</w:t>
+      </w:r>
       <w:r>
         <w:rPr>
           <w:b w:val="0"/>
           <w:color w:val="4A4A49"/>
           <w:sz w:val="22"/>
         </w:rPr>
-        <w:t>Cuando NO tienen sentido? Cuando el cliente no sabe lo que quiere hasta que lo ve, cuando el dominio es nuevo para el equipo, cuando el tiempo hasta la primera entrega visible es tan largo que el negocio cambia antes de recibir nada, y cuando integrar todo de un solo golpe al final concentra el riesgo en el peor momento. El costo de corregir crece de forma brutal a medida que se avanza: cambiar una frase en el documento de requisitos vale casi nada; cambiar la misma idea cuando ya hay diseño, codigo y datos migrados puede costar semanas. En VetCare esto se ve clarito con el tablero de metricas: la administradora dice 'quiero ver cuantos pacientes atendemos', pero cuando vea el primer grafico va a pedir por especie, por veterinario y por mes. Congelar ese requisito en la semana dos es congelar una suposicion.</w:t>
+        <w:t xml:space="preserve"> — 6 vinetas.</w:t>
       </w:r>
     </w:p>
     <w:p>
+      <w:r>
+        <w:rPr>
+          <w:b/>
+          <w:color w:val="4A4A49"/>
+          <w:sz w:val="22"/>
+        </w:rPr>
+        <w:t>El modelo en V toma la cascada y la dobla en forma de letra V para...</w:t>
+      </w:r>
       <w:r>
         <w:rPr>
           <w:b w:val="0"/>
           <w:color w:val="4A4A49"/>
           <w:sz w:val="22"/>
         </w:rPr>
-        <w:t>En el mundo tradicional la documentacion no acompaña al producto: en buena parte ES el producto contratado. Los entregables tipicos son la Especificacion de Requisitos de Software (ERS o SRS, con estructura tipo IEEE 830 / ISO 29148), el Documento de Diseño (SDD), la matriz de trazabilidad que muestra que cada requisito tiene diseño y prueba, y el acta de aprobacion. Cada documento tiene numero de version, fecha, autor y aprobador, y todo cambio entra por una solicitud formal donde se evalua impacto en alcance, tiempo y costo antes de aceptarla. Para el estudiante que solo cursa Seminario de Sistemas esto es una gran noticia: su entregable final -documento de diseño mas prototipo navegable- es exactamente el tipo de producto que se factura en un proyecto tradicional, y por eso su ruta es completa y no una version reducida del curso.</w:t>
+        <w:t xml:space="preserve"> — 6 vinetas.</w:t>
       </w:r>
     </w:p>
     <w:p>
+      <w:r>
+        <w:rPr>
+          <w:b/>
+          <w:color w:val="4A4A49"/>
+          <w:sz w:val="22"/>
+        </w:rPr>
+        <w:t>Cuando SI tienen sentido estos modelos?</w:t>
+      </w:r>
       <w:r>
         <w:rPr>
           <w:b w:val="0"/>
           <w:color w:val="4A4A49"/>
           <w:sz w:val="22"/>
         </w:rPr>
-        <w:t>Error tipico del docente que no domina el tema: presentar la cascada como un modelo torpe inventado por gente que no sabia trabajar, y de paso repetir que 'Royce la propuso' cuando en realidad el articulo de 1970 la describia y advertia sus riesgos. El segundo error es decir que el modelo en V es 'la cascada con un dibujito mas bonito': lo que agrega es la planeacion de las pruebas desde el inicio y la trazabilidad requisito-prueba, que es justamente lo que salva proyectos. El tercero, el mas costoso en el aula, es enseñar que congelar requisitos significa que ya no se admiten cambios: los cambios siempre llegan; lo que hace el enfoque tradicional es obligarlos a pasar por un control de cambios donde se dice cuanto cuestan y cuanto atrasan, en vez de aceptarlos de palabra en un pasillo.</w:t>
+        <w:t xml:space="preserve"> — 5 vinetas.</w:t>
+      </w:r>
+    </w:p>
+    <w:p>
+      <w:r>
+        <w:rPr>
+          <w:b/>
+          <w:color w:val="4A4A49"/>
+          <w:sz w:val="22"/>
+        </w:rPr>
+        <w:t>Cuando NO tienen sentido?</w:t>
+      </w:r>
+      <w:r>
+        <w:rPr>
+          <w:b w:val="0"/>
+          <w:color w:val="4A4A49"/>
+          <w:sz w:val="22"/>
+        </w:rPr>
+        <w:t xml:space="preserve"> — 6 vinetas.</w:t>
+      </w:r>
+    </w:p>
+    <w:p>
+      <w:r>
+        <w:rPr>
+          <w:b/>
+          <w:color w:val="4A4A49"/>
+          <w:sz w:val="22"/>
+        </w:rPr>
+        <w:t>En el mundo tradicional la documentacion no acompaña al producto: en...</w:t>
+      </w:r>
+      <w:r>
+        <w:rPr>
+          <w:b w:val="0"/>
+          <w:color w:val="4A4A49"/>
+          <w:sz w:val="22"/>
+        </w:rPr>
+        <w:t xml:space="preserve"> — 5 vinetas.</w:t>
       </w:r>
     </w:p>
     <w:p>

--- a/Seminario de Sistemas/Kit docente/Clase 3/Guion Docente Clase 3 - Metodologias tradicionales.docx
+++ b/Seminario de Sistemas/Kit docente/Clase 3/Guion Docente Clase 3 - Metodologias tradicionales.docx
@@ -237,7 +237,7 @@
           <w:color w:val="4A4A49"/>
           <w:sz w:val="22"/>
         </w:rPr>
-        <w:t>El modelo en cascada es el recorrido lineal llevado a su version...</w:t>
+        <w:t>El modelo en cascada es el recorrido lineal llevado a su version... (1/2)</w:t>
       </w:r>
       <w:r>
         <w:rPr>
@@ -245,7 +245,25 @@
           <w:color w:val="4A4A49"/>
           <w:sz w:val="22"/>
         </w:rPr>
-        <w:t xml:space="preserve"> — 6 vinetas.</w:t>
+        <w:t xml:space="preserve"> — 4 vinetas.</w:t>
+      </w:r>
+    </w:p>
+    <w:p>
+      <w:r>
+        <w:rPr>
+          <w:b/>
+          <w:color w:val="4A4A49"/>
+          <w:sz w:val="22"/>
+        </w:rPr>
+        <w:t>El modelo en cascada es el recorrido lineal llevado a su version... (2/2)</w:t>
+      </w:r>
+      <w:r>
+        <w:rPr>
+          <w:b w:val="0"/>
+          <w:color w:val="4A4A49"/>
+          <w:sz w:val="22"/>
+        </w:rPr>
+        <w:t xml:space="preserve"> — 2 vinetas.</w:t>
       </w:r>
     </w:p>
     <w:p>
@@ -263,7 +281,20 @@
           <w:color w:val="4A4A49"/>
           <w:sz w:val="22"/>
         </w:rPr>
-        <w:t xml:space="preserve"> — 6 vinetas.</w:t>
+        <w:t xml:space="preserve"> — 5 vinetas.</w:t>
+      </w:r>
+    </w:p>
+    <w:p>
+      <w:pPr>
+        <w:pStyle w:val="ListBullet2"/>
+      </w:pPr>
+      <w:r>
+        <w:rPr>
+          <w:b w:val="0"/>
+          <w:color w:val="4A4A49"/>
+          <w:sz w:val="22"/>
+        </w:rPr>
+        <w:t>Los requisitos se emparejan con las pruebas de aceptacion, el diseño de la arquitectura con las pruebas de integracion y el diseño detallado con las pruebas unitarias.</w:t>
       </w:r>
     </w:p>
     <w:p>
@@ -281,7 +312,20 @@
           <w:color w:val="4A4A49"/>
           <w:sz w:val="22"/>
         </w:rPr>
-        <w:t xml:space="preserve"> — 5 vinetas.</w:t>
+        <w:t xml:space="preserve"> — 4 vinetas.</w:t>
+      </w:r>
+    </w:p>
+    <w:p>
+      <w:pPr>
+        <w:pStyle w:val="ListBullet2"/>
+      </w:pPr>
+      <w:r>
+        <w:rPr>
+          <w:b w:val="0"/>
+          <w:color w:val="4A4A49"/>
+          <w:sz w:val="22"/>
+        </w:rPr>
+        <w:t>Cuando SI tienen sentido estos modelos?</w:t>
       </w:r>
     </w:p>
     <w:p>
@@ -299,7 +343,20 @@
           <w:color w:val="4A4A49"/>
           <w:sz w:val="22"/>
         </w:rPr>
-        <w:t xml:space="preserve"> — 6 vinetas.</w:t>
+        <w:t xml:space="preserve"> — 5 vinetas.</w:t>
+      </w:r>
+    </w:p>
+    <w:p>
+      <w:pPr>
+        <w:pStyle w:val="ListBullet2"/>
+      </w:pPr>
+      <w:r>
+        <w:rPr>
+          <w:b w:val="0"/>
+          <w:color w:val="4A4A49"/>
+          <w:sz w:val="22"/>
+        </w:rPr>
+        <w:t>Cuando NO tienen sentido?</w:t>
       </w:r>
     </w:p>
     <w:p>
@@ -317,7 +374,20 @@
           <w:color w:val="4A4A49"/>
           <w:sz w:val="22"/>
         </w:rPr>
-        <w:t xml:space="preserve"> — 5 vinetas.</w:t>
+        <w:t xml:space="preserve"> — 4 vinetas.</w:t>
+      </w:r>
+    </w:p>
+    <w:p>
+      <w:pPr>
+        <w:pStyle w:val="ListBullet2"/>
+      </w:pPr>
+      <w:r>
+        <w:rPr>
+          <w:b w:val="0"/>
+          <w:color w:val="4A4A49"/>
+          <w:sz w:val="22"/>
+        </w:rPr>
+        <w:t>Cada documento tiene numero de version, fecha, autor y aprobador, y todo cambio entra por una solicitud formal donde se evalua impacto en alcance, tiempo y costo antes de aceptarla.</w:t>
       </w:r>
     </w:p>
     <w:p>

--- a/Seminario de Sistemas/Kit docente/Clase 3/Guion Docente Clase 3 - Metodologias tradicionales.docx
+++ b/Seminario de Sistemas/Kit docente/Clase 3/Guion Docente Clase 3 - Metodologias tradicionales.docx
@@ -388,6 +388,42 @@
           <w:sz w:val="22"/>
         </w:rPr>
         <w:t>Cada documento tiene numero de version, fecha, autor y aprobador, y todo cambio entra por una solicitud formal donde se evalua impacto en alcance, tiempo y costo antes de aceptarla.</w:t>
+      </w:r>
+    </w:p>
+    <w:p>
+      <w:r>
+        <w:rPr>
+          <w:b/>
+          <w:color w:val="4A4A49"/>
+          <w:sz w:val="22"/>
+        </w:rPr>
+        <w:t>El modelo en V con trazabilidad</w:t>
+      </w:r>
+      <w:r>
+        <w:rPr>
+          <w:b w:val="0"/>
+          <w:color w:val="4A4A49"/>
+          <w:sz w:val="22"/>
+        </w:rPr>
+        <w:t xml:space="preserve"> — 17 vinetas.</w:t>
+      </w:r>
+    </w:p>
+    <w:p>
+      <w:r>
+        <w:rPr>
+          <w:b/>
+          <w:color w:val="4A4A49"/>
+          <w:sz w:val="22"/>
+        </w:rPr>
+        <w:t>La solicitud de cambio sobre linea base</w:t>
+      </w:r>
+      <w:r>
+        <w:rPr>
+          <w:b w:val="0"/>
+          <w:color w:val="4A4A49"/>
+          <w:sz w:val="22"/>
+        </w:rPr>
+        <w:t xml:space="preserve"> — 14 vinetas.</w:t>
       </w:r>
     </w:p>
     <w:p>

--- a/Seminario de Sistemas/Kit docente/Clase 3/Guion Docente Clase 3 - Metodologias tradicionales.docx
+++ b/Seminario de Sistemas/Kit docente/Clase 3/Guion Docente Clase 3 - Metodologias tradicionales.docx
@@ -80,7 +80,7 @@
           <w:color w:val="4A4A49"/>
           <w:sz w:val="22"/>
         </w:rPr>
-        <w:t>Hoy avanzamos el PI en:</w:t>
+        <w:t>Avance del PI (si se hace la practica):</w:t>
       </w:r>
       <w:r>
         <w:rPr>
@@ -101,7 +101,7 @@
           <w:color w:val="4A4A49"/>
           <w:sz w:val="22"/>
         </w:rPr>
-        <w:t>Entregable de hoy:</w:t>
+        <w:t>Practica (opcional):</w:t>
       </w:r>
       <w:r>
         <w:rPr>
@@ -109,7 +109,24 @@
           <w:color w:val="4A4A49"/>
           <w:sz w:val="22"/>
         </w:rPr>
-        <w:t xml:space="preserve"> Un documento en Google Docs con el indice del ERS de VetCare, cuatro requisitos escritos en formato de ficha con version y linea base, la matriz en V (requisito - nivel de prueba - criterio de aceptacion) y un formato de solicitud de cambio diligenciado; mas el diagrama en V dibujado en draw.io y subido a ExamLab.</w:t>
+        <w:t xml:space="preserve"> </w:t>
+      </w:r>
+      <w:r>
+        <w:rPr>
+          <w:rFonts w:ascii="Consolas" w:hAnsi="Consolas"/>
+          <w:b w:val="0"/>
+          <w:color w:val="111111"/>
+          <w:sz w:val="21"/>
+        </w:rPr>
+        <w:t>Clases/Clase 3 - Metodologias tradicionales/Taller PI - Clase 3 - VetCare.docx</w:t>
+      </w:r>
+      <w:r>
+        <w:rPr>
+          <w:b w:val="0"/>
+          <w:color w:val="4A4A49"/>
+          <w:sz w:val="22"/>
+        </w:rPr>
+        <w:t xml:space="preserve"> — no esta en el deck</w:t>
       </w:r>
     </w:p>
     <w:p>
@@ -485,17 +502,7 @@
           <w:color w:val="4A4A49"/>
           <w:sz w:val="22"/>
         </w:rPr>
-        <w:t xml:space="preserve"> «Hoy avanzamos VetCare en: Queda listo el indice del documento formal de diseño de VetCare y la matriz en V que amarra cada requisito con la prueba que lo va a verificar. La teoria es corta; el peso esta en</w:t>
-      </w:r>
-    </w:p>
-    <w:p>
-      <w:r>
-        <w:rPr>
-          <w:b w:val="0"/>
-          <w:color w:val="4A4A49"/>
-          <w:sz w:val="22"/>
-        </w:rPr>
-        <w:t>el taller del proyecto.»</w:t>
+        <w:t xml:space="preserve"> «Hoy el tema es: Metodologias tradicionales. Todo lo que vamos a ver esta en las laminas.»</w:t>
       </w:r>
     </w:p>
     <w:p>
@@ -528,7 +535,7 @@
           <w:color w:val="4A4A49"/>
           <w:sz w:val="22"/>
         </w:rPr>
-        <w:t>Cubrir el fundamento de arriba apoyandose en la slide «Teoria Core» y en la de codigo</w:t>
+        <w:t>Cubrir el fundamento de arriba apoyandose en las laminas de teoria (una por concepto)</w:t>
       </w:r>
     </w:p>
     <w:p>
@@ -538,7 +545,7 @@
           <w:color w:val="4A4A49"/>
           <w:sz w:val="22"/>
         </w:rPr>
-        <w:t>proyectable. Cada 8-10 min, amarrar al producto: «esto es lo que van a dejar hoy en VetCare».</w:t>
+        <w:t>y en las de codigo proyectable. Cada 8-10 min, amarrar al producto: «esto es lo que van a dejar hoy en VetCare».</w:t>
       </w:r>
     </w:p>
     <w:p>
@@ -623,7 +630,46 @@
           <w:color w:val="1A1C1D"/>
           <w:sz w:val="32"/>
         </w:rPr>
-        <w:t>60-105 · Taller guiado = avance del PI</w:t>
+        <w:t>60-105 · Practica guiada (OPCIONAL) = avance del PI</w:t>
+      </w:r>
+    </w:p>
+    <w:p>
+      <w:r>
+        <w:rPr>
+          <w:b w:val="0"/>
+          <w:color w:val="4A4A49"/>
+          <w:sz w:val="22"/>
+        </w:rPr>
+        <w:t>No hay laminas para esta franja: la guia es el archivo</w:t>
+      </w:r>
+    </w:p>
+    <w:p>
+      <w:r>
+        <w:rPr>
+          <w:rFonts w:ascii="Consolas" w:hAnsi="Consolas"/>
+          <w:b w:val="0"/>
+          <w:color w:val="111111"/>
+          <w:sz w:val="21"/>
+        </w:rPr>
+        <w:t>Clases/Clase 3 - Metodologias tradicionales/Taller PI - Clase 3 - VetCare.docx</w:t>
+      </w:r>
+      <w:r>
+        <w:rPr>
+          <w:b w:val="0"/>
+          <w:color w:val="4A4A49"/>
+          <w:sz w:val="22"/>
+        </w:rPr>
+        <w:t xml:space="preserve"> (compartirlo, no proyectarlo).</w:t>
+      </w:r>
+    </w:p>
+    <w:p>
+      <w:r>
+        <w:rPr>
+          <w:b w:val="0"/>
+          <w:color w:val="4A4A49"/>
+          <w:sz w:val="22"/>
+        </w:rPr>
+        <w:t>Si hoy no se hace, usar el tiempo para profundizar la teoria y la demo.</w:t>
       </w:r>
     </w:p>
     <w:p>
@@ -633,7 +679,7 @@
           <w:color w:val="4A4A49"/>
           <w:sz w:val="22"/>
         </w:rPr>
-        <w:t>Decir:</w:t>
+        <w:t>Decir (si se hace):</w:t>
       </w:r>
       <w:r>
         <w:rPr>
@@ -749,7 +795,7 @@
           <w:color w:val="1A1C1D"/>
           <w:sz w:val="32"/>
         </w:rPr>
-        <w:t>105-120 · Criterios de exito y cierre</w:t>
+        <w:t>105-120 · Sintesis y cierre</w:t>
       </w:r>
     </w:p>
     <w:p>
@@ -759,7 +805,7 @@
           <w:color w:val="4A4A49"/>
           <w:sz w:val="22"/>
         </w:rPr>
-        <w:t>Repasar el checklist de la slide de criterios.</w:t>
+        <w:t>Si hubo practica, repasar los criterios de exito del archivo del taller (no estan en el deck).</w:t>
       </w:r>
     </w:p>
     <w:p>
@@ -814,7 +860,7 @@
           <w:color w:val="4A4A49"/>
           <w:sz w:val="22"/>
         </w:rPr>
-        <w:t>Decir:</w:t>
+        <w:t>Decir (si hubo practica):</w:t>
       </w:r>
       <w:r>
         <w:rPr>

--- a/Seminario de Sistemas/Kit docente/Clase 3/Guion Docente Clase 3 - Metodologias tradicionales.docx
+++ b/Seminario de Sistemas/Kit docente/Clase 3/Guion Docente Clase 3 - Metodologias tradicionales.docx
@@ -329,7 +329,7 @@
           <w:color w:val="4A4A49"/>
           <w:sz w:val="22"/>
         </w:rPr>
-        <w:t xml:space="preserve"> — 4 vinetas.</w:t>
+        <w:t xml:space="preserve"> — 5 vinetas.</w:t>
       </w:r>
     </w:p>
     <w:p>
@@ -352,7 +352,7 @@
           <w:color w:val="4A4A49"/>
           <w:sz w:val="22"/>
         </w:rPr>
-        <w:t>Cuando NO tienen sentido?</w:t>
+        <w:t>Cuando NO tienen sentido? (1/2)</w:t>
       </w:r>
       <w:r>
         <w:rPr>
@@ -360,7 +360,7 @@
           <w:color w:val="4A4A49"/>
           <w:sz w:val="22"/>
         </w:rPr>
-        <w:t xml:space="preserve"> — 5 vinetas.</w:t>
+        <w:t xml:space="preserve"> — 3 vinetas.</w:t>
       </w:r>
     </w:p>
     <w:p>
@@ -383,6 +383,24 @@
           <w:color w:val="4A4A49"/>
           <w:sz w:val="22"/>
         </w:rPr>
+        <w:t>Cuando NO tienen sentido? (2/2)</w:t>
+      </w:r>
+      <w:r>
+        <w:rPr>
+          <w:b w:val="0"/>
+          <w:color w:val="4A4A49"/>
+          <w:sz w:val="22"/>
+        </w:rPr>
+        <w:t xml:space="preserve"> — 2 vinetas.</w:t>
+      </w:r>
+    </w:p>
+    <w:p>
+      <w:r>
+        <w:rPr>
+          <w:b/>
+          <w:color w:val="4A4A49"/>
+          <w:sz w:val="22"/>
+        </w:rPr>
         <w:t>En el mundo tradicional la documentacion no acompaña al producto: en...</w:t>
       </w:r>
       <w:r>
@@ -391,7 +409,7 @@
           <w:color w:val="4A4A49"/>
           <w:sz w:val="22"/>
         </w:rPr>
-        <w:t xml:space="preserve"> — 4 vinetas.</w:t>
+        <w:t xml:space="preserve"> — 3 vinetas.</w:t>
       </w:r>
     </w:p>
     <w:p>

--- a/Seminario de Sistemas/Kit docente/Clase 3/Guion Docente Clase 3 - Metodologias tradicionales.docx
+++ b/Seminario de Sistemas/Kit docente/Clase 3/Guion Docente Clase 3 - Metodologias tradicionales.docx
@@ -262,7 +262,7 @@
           <w:color w:val="4A4A49"/>
           <w:sz w:val="22"/>
         </w:rPr>
-        <w:t xml:space="preserve"> — 4 vinetas.</w:t>
+        <w:t xml:space="preserve"> — 5 vinetas.</w:t>
       </w:r>
     </w:p>
     <w:p>
@@ -280,7 +280,7 @@
           <w:color w:val="4A4A49"/>
           <w:sz w:val="22"/>
         </w:rPr>
-        <w:t xml:space="preserve"> — 2 vinetas.</w:t>
+        <w:t xml:space="preserve"> — 4 vinetas.</w:t>
       </w:r>
     </w:p>
     <w:p>
@@ -329,7 +329,7 @@
           <w:color w:val="4A4A49"/>
           <w:sz w:val="22"/>
         </w:rPr>
-        <w:t xml:space="preserve"> — 5 vinetas.</w:t>
+        <w:t xml:space="preserve"> — 4 vinetas.</w:t>
       </w:r>
     </w:p>
     <w:p>
@@ -352,7 +352,7 @@
           <w:color w:val="4A4A49"/>
           <w:sz w:val="22"/>
         </w:rPr>
-        <w:t>Cuando NO tienen sentido? (1/2)</w:t>
+        <w:t>Cuando NO tienen sentido?</w:t>
       </w:r>
       <w:r>
         <w:rPr>
@@ -360,7 +360,7 @@
           <w:color w:val="4A4A49"/>
           <w:sz w:val="22"/>
         </w:rPr>
-        <w:t xml:space="preserve"> — 3 vinetas.</w:t>
+        <w:t xml:space="preserve"> — 5 vinetas.</w:t>
       </w:r>
     </w:p>
     <w:p>
@@ -374,24 +374,6 @@
           <w:sz w:val="22"/>
         </w:rPr>
         <w:t>Cuando NO tienen sentido?</w:t>
-      </w:r>
-    </w:p>
-    <w:p>
-      <w:r>
-        <w:rPr>
-          <w:b/>
-          <w:color w:val="4A4A49"/>
-          <w:sz w:val="22"/>
-        </w:rPr>
-        <w:t>Cuando NO tienen sentido? (2/2)</w:t>
-      </w:r>
-      <w:r>
-        <w:rPr>
-          <w:b w:val="0"/>
-          <w:color w:val="4A4A49"/>
-          <w:sz w:val="22"/>
-        </w:rPr>
-        <w:t xml:space="preserve"> — 2 vinetas.</w:t>
       </w:r>
     </w:p>
     <w:p>

--- a/Seminario de Sistemas/Kit docente/Clase 3/Guion Docente Clase 3 - Metodologias tradicionales.docx
+++ b/Seminario de Sistemas/Kit docente/Clase 3/Guion Docente Clase 3 - Metodologias tradicionales.docx
@@ -254,25 +254,7 @@
           <w:color w:val="4A4A49"/>
           <w:sz w:val="22"/>
         </w:rPr>
-        <w:t>El modelo en cascada es el recorrido lineal llevado a su version... (1/2)</w:t>
-      </w:r>
-      <w:r>
-        <w:rPr>
-          <w:b w:val="0"/>
-          <w:color w:val="4A4A49"/>
-          <w:sz w:val="22"/>
-        </w:rPr>
-        <w:t xml:space="preserve"> — 5 vinetas.</w:t>
-      </w:r>
-    </w:p>
-    <w:p>
-      <w:r>
-        <w:rPr>
-          <w:b/>
-          <w:color w:val="4A4A49"/>
-          <w:sz w:val="22"/>
-        </w:rPr>
-        <w:t>El modelo en cascada es el recorrido lineal llevado a su version... (2/2)</w:t>
+        <w:t>[Slide 4] La cascada y la línea base</w:t>
       </w:r>
       <w:r>
         <w:rPr>
@@ -284,13 +266,143 @@
       </w:r>
     </w:p>
     <w:p>
+      <w:pPr>
+        <w:pStyle w:val="ListBullet2"/>
+      </w:pPr>
+      <w:r>
+        <w:rPr>
+          <w:b w:val="0"/>
+          <w:color w:val="4A4A49"/>
+          <w:sz w:val="22"/>
+        </w:rPr>
+        <w:t>DESARROLLO (para explicarlo, no se proyecta):</w:t>
+      </w:r>
+    </w:p>
+    <w:p>
+      <w:pPr>
+        <w:pStyle w:val="ListBullet2"/>
+      </w:pPr>
+      <w:r>
+        <w:rPr>
+          <w:b w:val="0"/>
+          <w:color w:val="4A4A49"/>
+          <w:sz w:val="22"/>
+        </w:rPr>
+        <w:t>El modelo en cascada es el recorrido lineal llevado a su version formal: las fases van una detras de otra y cada una termina con un documento que alguien firma.</w:t>
+      </w:r>
+    </w:p>
+    <w:p>
+      <w:pPr>
+        <w:pStyle w:val="ListBullet2"/>
+      </w:pPr>
+      <w:r>
+        <w:rPr>
+          <w:b w:val="0"/>
+          <w:color w:val="4A4A49"/>
+          <w:sz w:val="22"/>
+        </w:rPr>
+        <w:t>Ese documento es la puerta de entrada a la siguiente fase; si no esta aprobado, no se avanza.</w:t>
+      </w:r>
+    </w:p>
+    <w:p>
+      <w:pPr>
+        <w:pStyle w:val="ListBullet2"/>
+      </w:pPr>
+      <w:r>
+        <w:rPr>
+          <w:b w:val="0"/>
+          <w:color w:val="4A4A49"/>
+          <w:sz w:val="22"/>
+        </w:rPr>
+        <w:t>Cuando el documento de requisitos se aprueba, se convierte en linea base, es decir, la version oficial contra la cual se va a medir todo lo demas.</w:t>
+      </w:r>
+    </w:p>
+    <w:p>
+      <w:pPr>
+        <w:pStyle w:val="ListBullet2"/>
+      </w:pPr>
+      <w:r>
+        <w:rPr>
+          <w:b w:val="0"/>
+          <w:color w:val="4A4A49"/>
+          <w:sz w:val="22"/>
+        </w:rPr>
+        <w:t>La idea de fondo es sencilla y muy usada en ingenieria civil: corregir un plano cuesta una borrada, corregir un muro construido cuesta demoler.</w:t>
+      </w:r>
+    </w:p>
+    <w:p>
+      <w:pPr>
+        <w:pStyle w:val="ListBullet2"/>
+      </w:pPr>
+      <w:r>
+        <w:rPr>
+          <w:b w:val="0"/>
+          <w:color w:val="4A4A49"/>
+          <w:sz w:val="22"/>
+        </w:rPr>
+        <w:t>Trasladado a la clinica: si la clinica aprueba que la busqueda se hace por nombre de la mascota y por documento del propietario, ese acuerdo queda escrito, fechado y versionado</w:t>
+      </w:r>
+    </w:p>
+    <w:p>
+      <w:pPr>
+        <w:pStyle w:val="ListBullet2"/>
+      </w:pPr>
+      <w:r>
+        <w:rPr>
+          <w:b w:val="0"/>
+          <w:color w:val="4A4A49"/>
+          <w:sz w:val="22"/>
+        </w:rPr>
+        <w:t>Y a partir de ahi el equipo diseña con la tranquilidad de que el piso no se le va a mover.</w:t>
+      </w:r>
+    </w:p>
+    <w:p>
+      <w:pPr>
+        <w:pStyle w:val="ListBullet2"/>
+      </w:pPr>
+      <w:r>
+        <w:rPr>
+          <w:b w:val="0"/>
+          <w:color w:val="4A4A49"/>
+          <w:sz w:val="22"/>
+        </w:rPr>
+        <w:t>Ese documento aprobado se llama linea base: cualquier cambio posterior pasa por una solicitud formal que evalua su impacto en costo y tiempo antes de aceptarse.</w:t>
+      </w:r>
+    </w:p>
+    <w:p>
+      <w:pPr>
+        <w:pStyle w:val="ListBullet2"/>
+      </w:pPr>
+      <w:r>
+        <w:rPr>
+          <w:b w:val="0"/>
+          <w:color w:val="4A4A49"/>
+          <w:sz w:val="22"/>
+        </w:rPr>
+        <w:t>Si a mitad del diseño la clinica pide buscar tambien por numero de microchip, el cambio no se improvisa: se registra, se estima y, si se aprueba, se publica una nueva version del documento.</w:t>
+      </w:r>
+    </w:p>
+    <w:p>
+      <w:pPr>
+        <w:pStyle w:val="ListBullet2"/>
+      </w:pPr>
+      <w:r>
+        <w:rPr>
+          <w:b w:val="0"/>
+          <w:color w:val="4A4A49"/>
+          <w:sz w:val="22"/>
+        </w:rPr>
+        <w:t>El error comun es confundir rigidez con disciplina: cascada si admite cambios, pero con trazabilidad.</w:t>
+      </w:r>
+    </w:p>
+    <w:p>
       <w:r>
         <w:rPr>
           <w:b/>
           <w:color w:val="4A4A49"/>
           <w:sz w:val="22"/>
         </w:rPr>
-        <w:t>El modelo en V toma la cascada y la dobla en forma de letra V para...</w:t>
+        <w:t>[Slide 5] La solicitud de cambio sobre linea base</w:t>
       </w:r>
       <w:r>
         <w:rPr>
@@ -298,7 +410,134 @@
           <w:color w:val="4A4A49"/>
           <w:sz w:val="22"/>
         </w:rPr>
-        <w:t xml:space="preserve"> — 5 vinetas.</w:t>
+        <w:t xml:space="preserve"> — 14 vinetas.</w:t>
+      </w:r>
+    </w:p>
+    <w:p>
+      <w:r>
+        <w:rPr>
+          <w:b/>
+          <w:color w:val="4A4A49"/>
+          <w:sz w:val="22"/>
+        </w:rPr>
+        <w:t>[Slide 6] Ficha formal de un requisito con linea base</w:t>
+      </w:r>
+      <w:r>
+        <w:rPr>
+          <w:b w:val="0"/>
+          <w:color w:val="4A4A49"/>
+          <w:sz w:val="22"/>
+        </w:rPr>
+        <w:t xml:space="preserve"> — 14 vinetas.</w:t>
+      </w:r>
+    </w:p>
+    <w:p>
+      <w:r>
+        <w:rPr>
+          <w:b/>
+          <w:color w:val="4A4A49"/>
+          <w:sz w:val="22"/>
+        </w:rPr>
+        <w:t>[Slide 7] El modelo en V</w:t>
+      </w:r>
+      <w:r>
+        <w:rPr>
+          <w:b w:val="0"/>
+          <w:color w:val="4A4A49"/>
+          <w:sz w:val="22"/>
+        </w:rPr>
+        <w:t xml:space="preserve"> — 4 vinetas.</w:t>
+      </w:r>
+    </w:p>
+    <w:p>
+      <w:pPr>
+        <w:pStyle w:val="ListBullet2"/>
+      </w:pPr>
+      <w:r>
+        <w:rPr>
+          <w:b w:val="0"/>
+          <w:color w:val="4A4A49"/>
+          <w:sz w:val="22"/>
+        </w:rPr>
+        <w:t>DESARROLLO (para explicarlo, no se proyecta):</w:t>
+      </w:r>
+    </w:p>
+    <w:p>
+      <w:pPr>
+        <w:pStyle w:val="ListBullet2"/>
+      </w:pPr>
+      <w:r>
+        <w:rPr>
+          <w:b w:val="0"/>
+          <w:color w:val="4A4A49"/>
+          <w:sz w:val="22"/>
+        </w:rPr>
+        <w:t>El modelo en V toma la cascada y la dobla en forma de letra V para dejar visible algo que la cascada esconde: cada fase de la izquierda tiene su prueba correspondiente a la derecha.</w:t>
+      </w:r>
+    </w:p>
+    <w:p>
+      <w:pPr>
+        <w:pStyle w:val="ListBullet2"/>
+      </w:pPr>
+      <w:r>
+        <w:rPr>
+          <w:b w:val="0"/>
+          <w:color w:val="4A4A49"/>
+          <w:sz w:val="22"/>
+        </w:rPr>
+        <w:t>La consecuencia practica es enorme: la prueba se diseña al mismo tiempo que el requisito, no al final.</w:t>
+      </w:r>
+    </w:p>
+    <w:p>
+      <w:pPr>
+        <w:pStyle w:val="ListBullet2"/>
+      </w:pPr>
+      <w:r>
+        <w:rPr>
+          <w:b w:val="0"/>
+          <w:color w:val="4A4A49"/>
+          <w:sz w:val="22"/>
+        </w:rPr>
+        <w:t>En la clinica, cuando se escribe el requisito RF-03 'la veterinaria busca la historia clinica por nombre o por documento'</w:t>
+      </w:r>
+    </w:p>
+    <w:p>
+      <w:pPr>
+        <w:pStyle w:val="ListBullet2"/>
+      </w:pPr>
+      <w:r>
+        <w:rPr>
+          <w:b w:val="0"/>
+          <w:color w:val="4A4A49"/>
+          <w:sz w:val="22"/>
+        </w:rPr>
+        <w:t>En ese mismo momento se escribe el caso de prueba CP-ACEP-07: con 5.000 fichas cargadas, escribir Rocky y obtener la ficha en menos de tres segundos y en maximo tres clics.</w:t>
+      </w:r>
+    </w:p>
+    <w:p>
+      <w:pPr>
+        <w:pStyle w:val="ListBullet2"/>
+      </w:pPr>
+      <w:r>
+        <w:rPr>
+          <w:b w:val="0"/>
+          <w:color w:val="4A4A49"/>
+          <w:sz w:val="22"/>
+        </w:rPr>
+        <w:t>Aqui aparecen dos palabras que hay que distinguir: verificar es preguntarse si construimos el sistema correctamente segun el documento; validar es preguntarse si construimos el sistema correcto para la clinica.</w:t>
+      </w:r>
+    </w:p>
+    <w:p>
+      <w:pPr>
+        <w:pStyle w:val="ListBullet2"/>
+      </w:pPr>
+      <w:r>
+        <w:rPr>
+          <w:b w:val="0"/>
+          <w:color w:val="4A4A49"/>
+          <w:sz w:val="22"/>
+        </w:rPr>
+        <w:t>NOTAS:</w:t>
       </w:r>
     </w:p>
     <w:p>
@@ -321,7 +560,25 @@
           <w:color w:val="4A4A49"/>
           <w:sz w:val="22"/>
         </w:rPr>
-        <w:t>Cuando SI tienen sentido estos modelos?</w:t>
+        <w:t>[Slide 8] El modelo en V con trazabilidad</w:t>
+      </w:r>
+      <w:r>
+        <w:rPr>
+          <w:b w:val="0"/>
+          <w:color w:val="4A4A49"/>
+          <w:sz w:val="22"/>
+        </w:rPr>
+        <w:t xml:space="preserve"> — 17 vinetas.</w:t>
+      </w:r>
+    </w:p>
+    <w:p>
+      <w:r>
+        <w:rPr>
+          <w:b/>
+          <w:color w:val="4A4A49"/>
+          <w:sz w:val="22"/>
+        </w:rPr>
+        <w:t>[Slide 9] Cuándo sí conviene el enfoque tradicional</w:t>
       </w:r>
       <w:r>
         <w:rPr>
@@ -330,6 +587,84 @@
           <w:sz w:val="22"/>
         </w:rPr>
         <w:t xml:space="preserve"> — 4 vinetas.</w:t>
+      </w:r>
+    </w:p>
+    <w:p>
+      <w:pPr>
+        <w:pStyle w:val="ListBullet2"/>
+      </w:pPr>
+      <w:r>
+        <w:rPr>
+          <w:b w:val="0"/>
+          <w:color w:val="4A4A49"/>
+          <w:sz w:val="22"/>
+        </w:rPr>
+        <w:t>DESARROLLO (para explicarlo, no se proyecta):</w:t>
+      </w:r>
+    </w:p>
+    <w:p>
+      <w:pPr>
+        <w:pStyle w:val="ListBullet2"/>
+      </w:pPr>
+      <w:r>
+        <w:rPr>
+          <w:b w:val="0"/>
+          <w:color w:val="4A4A49"/>
+          <w:sz w:val="22"/>
+        </w:rPr>
+        <w:t>Cuando los requisitos son estables y se conocen desde el principio, cuando el contrato es a precio fijo o viene de una licitacion publica y el alcance debe estar cerrado para poder cotizar</w:t>
+      </w:r>
+    </w:p>
+    <w:p>
+      <w:pPr>
+        <w:pStyle w:val="ListBullet2"/>
+      </w:pPr>
+      <w:r>
+        <w:rPr>
+          <w:b w:val="0"/>
+          <w:color w:val="4A4A49"/>
+          <w:sz w:val="22"/>
+        </w:rPr>
+        <w:t>Cuando el sistema es critico o esta regulado (equipos medicos, aviacion, banca, manejo de historia clinica con normativa de proteccion de datos) y cuando hay varios proveedores que necesitan un documento comun para poder trabajar en paralelo.</w:t>
+      </w:r>
+    </w:p>
+    <w:p>
+      <w:pPr>
+        <w:pStyle w:val="ListBullet2"/>
+      </w:pPr>
+      <w:r>
+        <w:rPr>
+          <w:b w:val="0"/>
+          <w:color w:val="4A4A49"/>
+          <w:sz w:val="22"/>
+        </w:rPr>
+        <w:t>En la clinica hay partes que caben perfecto en este enfoque: los datos basicos de un paciente casi no cambian, y si mañana la clinica conecta facturacion electronica, las reglas de esa parte vienen impuestas por la norma y no se negocian con el cliente.</w:t>
+      </w:r>
+    </w:p>
+    <w:p>
+      <w:pPr>
+        <w:pStyle w:val="ListBullet2"/>
+      </w:pPr>
+      <w:r>
+        <w:rPr>
+          <w:b w:val="0"/>
+          <w:color w:val="4A4A49"/>
+          <w:sz w:val="22"/>
+        </w:rPr>
+        <w:t>En esos casos escribir todo el detalle antes no es burocracia, es la unica forma de estimar y de cumplir.</w:t>
+      </w:r>
+    </w:p>
+    <w:p>
+      <w:pPr>
+        <w:pStyle w:val="ListBullet2"/>
+      </w:pPr>
+      <w:r>
+        <w:rPr>
+          <w:b w:val="0"/>
+          <w:color w:val="4A4A49"/>
+          <w:sz w:val="22"/>
+        </w:rPr>
+        <w:t>NOTAS:</w:t>
       </w:r>
     </w:p>
     <w:p>
@@ -352,7 +687,7 @@
           <w:color w:val="4A4A49"/>
           <w:sz w:val="22"/>
         </w:rPr>
-        <w:t>Cuando NO tienen sentido?</w:t>
+        <w:t>[Slide 10] Cuándo no conviene</w:t>
       </w:r>
       <w:r>
         <w:rPr>
@@ -360,7 +695,98 @@
           <w:color w:val="4A4A49"/>
           <w:sz w:val="22"/>
         </w:rPr>
-        <w:t xml:space="preserve"> — 5 vinetas.</w:t>
+        <w:t xml:space="preserve"> — 4 vinetas.</w:t>
+      </w:r>
+    </w:p>
+    <w:p>
+      <w:pPr>
+        <w:pStyle w:val="ListBullet2"/>
+      </w:pPr>
+      <w:r>
+        <w:rPr>
+          <w:b w:val="0"/>
+          <w:color w:val="4A4A49"/>
+          <w:sz w:val="22"/>
+        </w:rPr>
+        <w:t>DESARROLLO (para explicarlo, no se proyecta):</w:t>
+      </w:r>
+    </w:p>
+    <w:p>
+      <w:pPr>
+        <w:pStyle w:val="ListBullet2"/>
+      </w:pPr>
+      <w:r>
+        <w:rPr>
+          <w:b w:val="0"/>
+          <w:color w:val="4A4A49"/>
+          <w:sz w:val="22"/>
+        </w:rPr>
+        <w:t>Cuando el cliente no sabe lo que quiere hasta que lo ve, cuando el dominio es nuevo para el equipo, cuando el tiempo hasta la primera entrega visible es tan largo que el negocio cambia antes de recibir nada</w:t>
+      </w:r>
+    </w:p>
+    <w:p>
+      <w:pPr>
+        <w:pStyle w:val="ListBullet2"/>
+      </w:pPr>
+      <w:r>
+        <w:rPr>
+          <w:b w:val="0"/>
+          <w:color w:val="4A4A49"/>
+          <w:sz w:val="22"/>
+        </w:rPr>
+        <w:t>Y cuando integrar todo de un solo golpe al final concentra el riesgo en el peor momento.</w:t>
+      </w:r>
+    </w:p>
+    <w:p>
+      <w:pPr>
+        <w:pStyle w:val="ListBullet2"/>
+      </w:pPr>
+      <w:r>
+        <w:rPr>
+          <w:b w:val="0"/>
+          <w:color w:val="4A4A49"/>
+          <w:sz w:val="22"/>
+        </w:rPr>
+        <w:t>El costo de corregir crece de forma brutal a medida que se avanza: cambiar una frase en el documento de requisitos vale casi nada; cambiar la misma idea cuando ya hay diseño, codigo y datos migrados puede costar semanas.</w:t>
+      </w:r>
+    </w:p>
+    <w:p>
+      <w:pPr>
+        <w:pStyle w:val="ListBullet2"/>
+      </w:pPr>
+      <w:r>
+        <w:rPr>
+          <w:b w:val="0"/>
+          <w:color w:val="4A4A49"/>
+          <w:sz w:val="22"/>
+        </w:rPr>
+        <w:t>En la clinica esto se ve clarito con el tablero de metricas: la administradora dice 'quiero ver cuantos pacientes atendemos', pero cuando vea el primer grafico va a pedir por especie, por veterinario y por mes.</w:t>
+      </w:r>
+    </w:p>
+    <w:p>
+      <w:pPr>
+        <w:pStyle w:val="ListBullet2"/>
+      </w:pPr>
+      <w:r>
+        <w:rPr>
+          <w:b w:val="0"/>
+          <w:color w:val="4A4A49"/>
+          <w:sz w:val="22"/>
+        </w:rPr>
+        <w:t>Congelar ese requisito en la semana dos es congelar una suposicion.</w:t>
+      </w:r>
+    </w:p>
+    <w:p>
+      <w:pPr>
+        <w:pStyle w:val="ListBullet2"/>
+      </w:pPr>
+      <w:r>
+        <w:rPr>
+          <w:b w:val="0"/>
+          <w:color w:val="4A4A49"/>
+          <w:sz w:val="22"/>
+        </w:rPr>
+        <w:t>NOTAS:</w:t>
       </w:r>
     </w:p>
     <w:p>
@@ -383,7 +809,7 @@
           <w:color w:val="4A4A49"/>
           <w:sz w:val="22"/>
         </w:rPr>
-        <w:t>En el mundo tradicional la documentacion no acompaña al producto: en...</w:t>
+        <w:t>[Slide 11] La documentación como producto</w:t>
       </w:r>
       <w:r>
         <w:rPr>
@@ -391,7 +817,72 @@
           <w:color w:val="4A4A49"/>
           <w:sz w:val="22"/>
         </w:rPr>
-        <w:t xml:space="preserve"> — 3 vinetas.</w:t>
+        <w:t xml:space="preserve"> — 4 vinetas.</w:t>
+      </w:r>
+    </w:p>
+    <w:p>
+      <w:pPr>
+        <w:pStyle w:val="ListBullet2"/>
+      </w:pPr>
+      <w:r>
+        <w:rPr>
+          <w:b w:val="0"/>
+          <w:color w:val="4A4A49"/>
+          <w:sz w:val="22"/>
+        </w:rPr>
+        <w:t>DESARROLLO (para explicarlo, no se proyecta):</w:t>
+      </w:r>
+    </w:p>
+    <w:p>
+      <w:pPr>
+        <w:pStyle w:val="ListBullet2"/>
+      </w:pPr>
+      <w:r>
+        <w:rPr>
+          <w:b w:val="0"/>
+          <w:color w:val="4A4A49"/>
+          <w:sz w:val="22"/>
+        </w:rPr>
+        <w:t>En el mundo tradicional la documentacion no acompaña al producto: en buena parte ES el producto contratado.</w:t>
+      </w:r>
+    </w:p>
+    <w:p>
+      <w:pPr>
+        <w:pStyle w:val="ListBullet2"/>
+      </w:pPr>
+      <w:r>
+        <w:rPr>
+          <w:b w:val="0"/>
+          <w:color w:val="4A4A49"/>
+          <w:sz w:val="22"/>
+        </w:rPr>
+        <w:t>Los artefactos tipicos son la Especificacion de Requisitos de Software (ERS o SRS, con estructura tipo IEEE 830 / ISO 29148), el Documento de Diseño (SDD), la matriz de trazabilidad que muestra que cada requisito tiene diseño y prueba, y el acta de aprobacion.</w:t>
+      </w:r>
+    </w:p>
+    <w:p>
+      <w:pPr>
+        <w:pStyle w:val="ListBullet2"/>
+      </w:pPr>
+      <w:r>
+        <w:rPr>
+          <w:b w:val="0"/>
+          <w:color w:val="4A4A49"/>
+          <w:sz w:val="22"/>
+        </w:rPr>
+        <w:t>Para el estudiante que solo cursa Seminario de Sistemas esto es una gran noticia: su producto final -documento de diseño mas prototipo navegable- es exactamente el tipo de producto que se factura en un proyecto tradicional, y por eso su ruta es completa y no una version reducida del curso.</w:t>
+      </w:r>
+    </w:p>
+    <w:p>
+      <w:pPr>
+        <w:pStyle w:val="ListBullet2"/>
+      </w:pPr>
+      <w:r>
+        <w:rPr>
+          <w:b w:val="0"/>
+          <w:color w:val="4A4A49"/>
+          <w:sz w:val="22"/>
+        </w:rPr>
+        <w:t>NOTAS:</w:t>
       </w:r>
     </w:p>
     <w:p>
@@ -405,42 +896,6 @@
           <w:sz w:val="22"/>
         </w:rPr>
         <w:t>Cada documento tiene numero de version, fecha, autor y aprobador, y todo cambio entra por una solicitud formal donde se evalua impacto en alcance, tiempo y costo antes de aceptarla.</w:t>
-      </w:r>
-    </w:p>
-    <w:p>
-      <w:r>
-        <w:rPr>
-          <w:b/>
-          <w:color w:val="4A4A49"/>
-          <w:sz w:val="22"/>
-        </w:rPr>
-        <w:t>El modelo en V con trazabilidad</w:t>
-      </w:r>
-      <w:r>
-        <w:rPr>
-          <w:b w:val="0"/>
-          <w:color w:val="4A4A49"/>
-          <w:sz w:val="22"/>
-        </w:rPr>
-        <w:t xml:space="preserve"> — 17 vinetas.</w:t>
-      </w:r>
-    </w:p>
-    <w:p>
-      <w:r>
-        <w:rPr>
-          <w:b/>
-          <w:color w:val="4A4A49"/>
-          <w:sz w:val="22"/>
-        </w:rPr>
-        <w:t>La solicitud de cambio sobre linea base</w:t>
-      </w:r>
-      <w:r>
-        <w:rPr>
-          <w:b w:val="0"/>
-          <w:color w:val="4A4A49"/>
-          <w:sz w:val="22"/>
-        </w:rPr>
-        <w:t xml:space="preserve"> — 14 vinetas.</w:t>
       </w:r>
     </w:p>
     <w:p>

--- a/Seminario de Sistemas/Kit docente/Clase 3/Guion Docente Clase 3 - Metodologias tradicionales.docx
+++ b/Seminario de Sistemas/Kit docente/Clase 3/Guion Docente Clase 3 - Metodologias tradicionales.docx
@@ -568,7 +568,7 @@
           <w:color w:val="4A4A49"/>
           <w:sz w:val="22"/>
         </w:rPr>
-        <w:t xml:space="preserve"> — 17 vinetas.</w:t>
+        <w:t xml:space="preserve"> — 14 vinetas.</w:t>
       </w:r>
     </w:p>
     <w:p>
